--- a/exercises/Bài tập tổng hợp 10-13/Đề 2_1.docx
+++ b/exercises/Bài tập tổng hợp 10-13/Đề 2_1.docx
@@ -864,7 +864,13 @@
         <w:t>→ _____</w:t>
       </w:r>
       <w:r>
-        <w:t>She doesn’t milk every morning</w:t>
+        <w:t>She doesn’t</w:t>
+      </w:r>
+      <w:r>
+        <w:t xml:space="preserve"> drink</w:t>
+      </w:r>
+      <w:r>
+        <w:t xml:space="preserve"> milk every morning</w:t>
       </w:r>
       <w:r>
         <w:t>.</w:t>
@@ -1429,13 +1435,10 @@
         <w:t>do</w:t>
       </w:r>
       <w:r>
-        <w:t>____</w:t>
-      </w:r>
-      <w:r>
-        <w:t>not</w:t>
-      </w:r>
-      <w:r>
-        <w:t xml:space="preserve"> go to school on Sundays.</w:t>
+        <w:t>n’t</w:t>
+      </w:r>
+      <w:r>
+        <w:t>____ go to school on Sundays.</w:t>
       </w:r>
     </w:p>
     <w:p>
@@ -1780,7 +1783,19 @@
         <w:t>→ _____</w:t>
       </w:r>
       <w:r>
-        <w:t>she goes to school.</w:t>
+        <w:t>she</w:t>
+      </w:r>
+      <w:r>
+        <w:t xml:space="preserve"> is</w:t>
+      </w:r>
+      <w:r>
+        <w:t xml:space="preserve"> go</w:t>
+      </w:r>
+      <w:r>
+        <w:t>ing</w:t>
+      </w:r>
+      <w:r>
+        <w:t xml:space="preserve"> to school.</w:t>
       </w:r>
       <w:r>
         <w:t>_________________</w:t>
@@ -1873,7 +1888,13 @@
         <w:t xml:space="preserve">We study English </w:t>
       </w:r>
       <w:r>
-        <w:t>on Monday.</w:t>
+        <w:t>on Monday</w:t>
+      </w:r>
+      <w:r>
+        <w:t>s</w:t>
+      </w:r>
+      <w:r>
+        <w:t>.</w:t>
       </w:r>
     </w:p>
     <w:p>
@@ -1937,7 +1958,13 @@
     </w:p>
     <w:p>
       <w:r>
-        <w:t>It’s raining</w:t>
+        <w:t>It</w:t>
+      </w:r>
+      <w:r>
+        <w:t xml:space="preserve"> is</w:t>
+      </w:r>
+      <w:r>
+        <w:t xml:space="preserve"> raining</w:t>
       </w:r>
       <w:r>
         <w:t>.</w:t>
@@ -1956,7 +1983,10 @@
     </w:p>
     <w:p>
       <w:r>
-        <w:t>My father doesn’t  work on Sundy</w:t>
+        <w:t>My father doesn’t  work on Sund</w:t>
+      </w:r>
+      <w:r>
+        <w:t>ays.</w:t>
       </w:r>
     </w:p>
     <w:p>
@@ -2434,7 +2464,7 @@
     <w:p>
       <w:r>
         <w:pict w14:anchorId="0A9B0C2B">
-          <v:rect id="_x0000_i1036" style="width:0;height:1.5pt" o:hralign="center" o:hrstd="t" o:hr="t" fillcolor="#a0a0a0" stroked="f"/>
+          <v:rect id="_x0000_i1033" style="width:0;height:1.5pt" o:hralign="center" o:hrstd="t" o:hr="t" fillcolor="#a0a0a0" stroked="f"/>
         </w:pict>
       </w:r>
     </w:p>
@@ -2567,7 +2597,7 @@
     <w:p>
       <w:r>
         <w:pict w14:anchorId="792E80A5">
-          <v:rect id="_x0000_i1037" style="width:0;height:1.5pt" o:hralign="center" o:hrstd="t" o:hr="t" fillcolor="#a0a0a0" stroked="f"/>
+          <v:rect id="_x0000_i1034" style="width:0;height:1.5pt" o:hralign="center" o:hrstd="t" o:hr="t" fillcolor="#a0a0a0" stroked="f"/>
         </w:pict>
       </w:r>
     </w:p>
@@ -2699,7 +2729,7 @@
     <w:p>
       <w:r>
         <w:pict w14:anchorId="080A2E89">
-          <v:rect id="_x0000_i1038" style="width:0;height:1.5pt" o:hralign="center" o:hrstd="t" o:hr="t" fillcolor="#a0a0a0" stroked="f"/>
+          <v:rect id="_x0000_i1035" style="width:0;height:1.5pt" o:hralign="center" o:hrstd="t" o:hr="t" fillcolor="#a0a0a0" stroked="f"/>
         </w:pict>
       </w:r>
     </w:p>
@@ -2832,7 +2862,7 @@
     <w:p>
       <w:r>
         <w:pict w14:anchorId="09A7E32A">
-          <v:rect id="_x0000_i1039" style="width:0;height:1.5pt" o:hralign="center" o:hrstd="t" o:hr="t" fillcolor="#a0a0a0" stroked="f"/>
+          <v:rect id="_x0000_i1036" style="width:0;height:1.5pt" o:hralign="center" o:hrstd="t" o:hr="t" fillcolor="#a0a0a0" stroked="f"/>
         </w:pict>
       </w:r>
     </w:p>
@@ -2964,7 +2994,7 @@
     <w:p>
       <w:r>
         <w:pict w14:anchorId="08C267E0">
-          <v:rect id="_x0000_i1040" style="width:0;height:1.5pt" o:hralign="center" o:hrstd="t" o:hr="t" fillcolor="#a0a0a0" stroked="f"/>
+          <v:rect id="_x0000_i1037" style="width:0;height:1.5pt" o:hralign="center" o:hrstd="t" o:hr="t" fillcolor="#a0a0a0" stroked="f"/>
         </w:pict>
       </w:r>
     </w:p>
@@ -3097,7 +3127,7 @@
     <w:p>
       <w:r>
         <w:pict w14:anchorId="2517B6E5">
-          <v:rect id="_x0000_i1041" style="width:0;height:1.5pt" o:hralign="center" o:hrstd="t" o:hr="t" fillcolor="#a0a0a0" stroked="f"/>
+          <v:rect id="_x0000_i1038" style="width:0;height:1.5pt" o:hralign="center" o:hrstd="t" o:hr="t" fillcolor="#a0a0a0" stroked="f"/>
         </w:pict>
       </w:r>
     </w:p>
@@ -3229,7 +3259,7 @@
     <w:p>
       <w:r>
         <w:pict w14:anchorId="19D043B7">
-          <v:rect id="_x0000_i1042" style="width:0;height:1.5pt" o:hralign="center" o:hrstd="t" o:hr="t" fillcolor="#a0a0a0" stroked="f"/>
+          <v:rect id="_x0000_i1039" style="width:0;height:1.5pt" o:hralign="center" o:hrstd="t" o:hr="t" fillcolor="#a0a0a0" stroked="f"/>
         </w:pict>
       </w:r>
     </w:p>
@@ -3362,7 +3392,7 @@
     <w:p>
       <w:r>
         <w:pict w14:anchorId="65C272C2">
-          <v:rect id="_x0000_i1043" style="width:0;height:1.5pt" o:hralign="center" o:hrstd="t" o:hr="t" fillcolor="#a0a0a0" stroked="f"/>
+          <v:rect id="_x0000_i1040" style="width:0;height:1.5pt" o:hralign="center" o:hrstd="t" o:hr="t" fillcolor="#a0a0a0" stroked="f"/>
         </w:pict>
       </w:r>
     </w:p>
@@ -3502,7 +3532,7 @@
     <w:p>
       <w:r>
         <w:pict w14:anchorId="6FB96DEA">
-          <v:rect id="_x0000_i1044" style="width:0;height:1.5pt" o:hralign="center" o:hrstd="t" o:hr="t" fillcolor="#a0a0a0" stroked="f"/>
+          <v:rect id="_x0000_i1041" style="width:0;height:1.5pt" o:hralign="center" o:hrstd="t" o:hr="t" fillcolor="#a0a0a0" stroked="f"/>
         </w:pict>
       </w:r>
     </w:p>
@@ -10630,7 +10660,6 @@
   <w:style w:type="character" w:default="1" w:styleId="DefaultParagraphFont">
     <w:name w:val="Default Paragraph Font"/>
     <w:uiPriority w:val="1"/>
-    <w:semiHidden/>
     <w:unhideWhenUsed/>
   </w:style>
   <w:style w:type="table" w:default="1" w:styleId="TableNormal">
